--- a/Extras/Which-AI-Tool-When.docx
+++ b/Extras/Which-AI-Tool-When.docx
@@ -1762,6 +1762,40 @@
     </w:lvl>
   </w:abstractNum>
   <w:abstractNum w:abstractNumId="5" w15:restartNumberingAfterBreak="0">
+    <w:multiLevelType w:val="hybridMultilevel"/>
+    <w:lvl w:ilvl="0" w15:tentative="1">
+      <w:start w:val="1"/>
+      <w:numFmt w:val="decimal"/>
+      <w:lvlText w:val="%1."/>
+      <w:lvlJc w:val="left"/>
+      <w:pPr>
+        <w:ind w:left="360" w:hanging="260"/>
+      </w:pPr>
+      <w:rPr>
+        <w:b/>
+        <w:bCs/>
+        <w:color w:val="CF3338"/>
+      </w:rPr>
+    </w:lvl>
+  </w:abstractNum>
+  <w:abstractNum w:abstractNumId="6" w15:restartNumberingAfterBreak="0">
+    <w:multiLevelType w:val="hybridMultilevel"/>
+    <w:lvl w:ilvl="0" w15:tentative="1">
+      <w:start w:val="1"/>
+      <w:numFmt w:val="decimal"/>
+      <w:lvlText w:val="%1."/>
+      <w:lvlJc w:val="left"/>
+      <w:pPr>
+        <w:ind w:left="360" w:hanging="260"/>
+      </w:pPr>
+      <w:rPr>
+        <w:b/>
+        <w:bCs/>
+        <w:color w:val="CF3338"/>
+      </w:rPr>
+    </w:lvl>
+  </w:abstractNum>
+  <w:abstractNum w:abstractNumId="7" w15:restartNumberingAfterBreak="0">
     <w:multiLevelType w:val="hybridMultilevel"/>
     <w:lvl w:ilvl="0" w15:tentative="1">
       <w:start w:val="1"/>
